--- a/Fase 2/Evidencias Grupales/2.6_GuiaEstudiante_Fase 2_Informe Final Proyecto APT.docx
+++ b/Fase 2/Evidencias Grupales/2.6_GuiaEstudiante_Fase 2_Informe Final Proyecto APT.docx
@@ -1758,7 +1758,103 @@
                 <w:szCs w:val="18"/>
                 <w:lang w:eastAsia="es-CL"/>
               </w:rPr>
-              <w:t>Desarrollo de funcionalidades principales: Búsqueda, historial de precios y visualización de productos.</w:t>
+              <w:t>Desarrollo de funcionalidades principales: Búsqueda, historial de precios</w:t>
+            </w:r>
+            <w:r>
+              <w:rPr>
+                <w:rFonts w:ascii="Calibri" w:hAnsi="Calibri" w:cs="Arial"/>
+                <w:i w:val="1"/>
+                <w:iCs w:val="1"/>
+                <w:color w:val="0070C0"/>
+                <w:sz w:val="18"/>
+                <w:szCs w:val="18"/>
+                <w:lang w:eastAsia="es-CL"/>
+              </w:rPr>
+              <w:t>,</w:t>
+            </w:r>
+            <w:r>
+              <w:rPr>
+                <w:rFonts w:ascii="Calibri" w:hAnsi="Calibri" w:cs="Arial"/>
+                <w:i w:val="1"/>
+                <w:iCs w:val="1"/>
+                <w:color w:val="0070C0"/>
+                <w:sz w:val="18"/>
+                <w:szCs w:val="18"/>
+                <w:lang w:eastAsia="es-CL"/>
+              </w:rPr>
+              <w:t xml:space="preserve"> visualización de producto</w:t>
+            </w:r>
+            <w:r>
+              <w:rPr>
+                <w:rFonts w:ascii="Calibri" w:hAnsi="Calibri" w:cs="Arial"/>
+                <w:i w:val="1"/>
+                <w:iCs w:val="1"/>
+                <w:color w:val="0070C0"/>
+                <w:sz w:val="18"/>
+                <w:szCs w:val="18"/>
+                <w:lang w:eastAsia="es-CL"/>
+              </w:rPr>
+              <w:t>s</w:t>
+            </w:r>
+            <w:r>
+              <w:rPr>
+                <w:rFonts w:ascii="Calibri" w:hAnsi="Calibri" w:cs="Arial"/>
+                <w:i w:val="1"/>
+                <w:iCs w:val="1"/>
+                <w:color w:val="0070C0"/>
+                <w:sz w:val="18"/>
+                <w:szCs w:val="18"/>
+                <w:lang w:eastAsia="es-CL"/>
+              </w:rPr>
+              <w:t xml:space="preserve"> y precios </w:t>
+            </w:r>
+            <w:r>
+              <w:rPr>
+                <w:rFonts w:ascii="Calibri" w:hAnsi="Calibri" w:cs="Arial"/>
+                <w:i w:val="1"/>
+                <w:iCs w:val="1"/>
+                <w:color w:val="0070C0"/>
+                <w:sz w:val="18"/>
+                <w:szCs w:val="18"/>
+                <w:lang w:eastAsia="es-CL"/>
+              </w:rPr>
+              <w:t>históricos</w:t>
+            </w:r>
+            <w:r>
+              <w:rPr>
+                <w:rFonts w:ascii="Calibri" w:hAnsi="Calibri" w:cs="Arial"/>
+                <w:i w:val="1"/>
+                <w:iCs w:val="1"/>
+                <w:color w:val="0070C0"/>
+                <w:sz w:val="18"/>
+                <w:szCs w:val="18"/>
+                <w:lang w:eastAsia="es-CL"/>
+              </w:rPr>
+              <w:t>, Exportar reportes, A</w:t>
+            </w:r>
+            <w:r>
+              <w:rPr>
+                <w:rFonts w:ascii="Calibri" w:hAnsi="Calibri" w:cs="Arial"/>
+                <w:i w:val="1"/>
+                <w:iCs w:val="1"/>
+                <w:color w:val="0070C0"/>
+                <w:sz w:val="18"/>
+                <w:szCs w:val="18"/>
+                <w:lang w:eastAsia="es-CL"/>
+              </w:rPr>
+              <w:t>nalizar variaciones de precio, gestionar productos y usuarios</w:t>
+            </w:r>
+            <w:r>
+              <w:rPr>
+                <w:rFonts w:ascii="Calibri" w:hAnsi="Calibri" w:cs="Arial"/>
+                <w:i w:val="1"/>
+                <w:iCs w:val="1"/>
+                <w:color w:val="0070C0"/>
+                <w:sz w:val="18"/>
+                <w:szCs w:val="18"/>
+                <w:lang w:eastAsia="es-CL"/>
+              </w:rPr>
+              <w:t>.</w:t>
             </w:r>
           </w:p>
           <w:p>
